--- a/en/wisdom-stories/i-got-busy-with-cleaning.docx
+++ b/en/wisdom-stories/i-got-busy-with-cleaning.docx
@@ -7,7 +7,7 @@
         <w:pStyle w:val="Title"/>
       </w:pPr>
       <w:r>
-        <w:t>A Little Inner Housekeeping</w:t>
+        <w:t>I Got Busy with Cleaning</w:t>
       </w:r>
     </w:p>
     <w:p>
@@ -23,7 +23,7 @@
         <w:spacing w:after="40"/>
       </w:pPr>
       <w:r>
-        <w:t>I started inside myself:</w:t>
+        <w:t>And throughout my whole body.</w:t>
       </w:r>
     </w:p>
     <w:p>
@@ -31,7 +31,7 @@
         <w:spacing w:after="40"/>
       </w:pPr>
       <w:r>
-        <w:t>in my muscles, my nerves, my veins—right down to my blood.</w:t>
+        <w:t>I cleaned all my muscles, my nerves, my veins, and even my blood.</w:t>
       </w:r>
     </w:p>
     <w:p>
@@ -47,7 +47,7 @@
         <w:spacing w:after="40"/>
       </w:pPr>
       <w:r>
-        <w:t>First, the disappointments. I let them go without examining each one again.</w:t>
+        <w:t>First, the disappointments. I let them go without even looking at what they were.</w:t>
       </w:r>
     </w:p>
     <w:p>
@@ -71,7 +71,7 @@
         <w:spacing w:after="40"/>
       </w:pPr>
       <w:r>
-        <w:t>In their place, I planted forgiveness, one seed for every disappointment.</w:t>
+        <w:t>Into the space that opened, I carefully placed the feeling of forgiveness. In the place of every hurt, I planted a seed of forgiveness.</w:t>
       </w:r>
     </w:p>
     <w:p>
@@ -87,7 +87,7 @@
         <w:spacing w:after="40"/>
       </w:pPr>
       <w:r>
-        <w:t>There was more than I had realized.</w:t>
+        <w:t>How jealous I had been.</w:t>
       </w:r>
     </w:p>
     <w:p>
@@ -119,7 +119,7 @@
         <w:spacing w:after="40"/>
       </w:pPr>
       <w:r>
-        <w:t>Somehow, those had already gone.</w:t>
+        <w:t>I don’t know how I cleaned.</w:t>
       </w:r>
     </w:p>
     <w:p>
@@ -127,7 +127,7 @@
         <w:spacing w:after="40"/>
       </w:pPr>
       <w:r>
-        <w:t>Next came fear.</w:t>
+        <w:t>Next came my fears.</w:t>
       </w:r>
     </w:p>
     <w:p>
@@ -135,7 +135,7 @@
         <w:spacing w:after="40"/>
       </w:pPr>
       <w:r>
-        <w:t>At first, I was afraid even to touch it.</w:t>
+        <w:t>At first I was afraid even to take them out.</w:t>
       </w:r>
     </w:p>
     <w:p>
@@ -143,7 +143,7 @@
         <w:spacing w:after="40"/>
       </w:pPr>
       <w:r>
-        <w:t>I had grown so used to living with it.</w:t>
+        <w:t>I had grown so used to living with them.</w:t>
       </w:r>
     </w:p>
     <w:p>
@@ -175,7 +175,7 @@
         <w:spacing w:after="40"/>
       </w:pPr>
       <w:r>
-        <w:t>If only I had given them as much attention—nurtured a little hope each day, given without expecting a return, loved without conditions, and recognized the strength already within me. Perhaps then I would not have needed such a thorough clearing out.</w:t>
+        <w:t>If only I had cared for my happiness and my hopes in time—if I had increased my hope a little more each day, given without expecting a return, loved without expecting anything back, and, most importantly, known the worth of the love and the strength within me. Then there would have been no need for such a cleaning.</w:t>
       </w:r>
     </w:p>
     <w:p>
@@ -183,7 +183,7 @@
         <w:spacing w:after="40"/>
       </w:pPr>
       <w:r>
-        <w:t>The fears were hardest to remove.</w:t>
+        <w:t>I had difficulty clearing out my fears.</w:t>
       </w:r>
     </w:p>
     <w:p>
@@ -191,7 +191,7 @@
         <w:spacing w:after="40"/>
       </w:pPr>
       <w:r>
-        <w:t>They were tangled together like chains. Still, I let them go without reproaching myself for keeping them so long.</w:t>
+        <w:t>They had linked together like a chain and were almost locked. Still, I let them go without reproaching myself for once keeping them inside me like a nightmare.</w:t>
       </w:r>
     </w:p>
     <w:p>
@@ -199,7 +199,7 @@
         <w:spacing w:after="40"/>
       </w:pPr>
       <w:r>
-        <w:t>I knew that fighting them with anger would only draw them back.</w:t>
+        <w:t>I knew that if I had gotten angry at my fears and shouted at them, they would have come back at me.</w:t>
       </w:r>
     </w:p>
     <w:p>
@@ -215,7 +215,7 @@
         <w:spacing w:after="40"/>
       </w:pPr>
       <w:r>
-        <w:t>In the space I cleared, I planted joy, trust, and love.</w:t>
+        <w:t>I planted joy, trust, and love.</w:t>
       </w:r>
     </w:p>
     <w:p>
@@ -223,7 +223,7 @@
         <w:spacing w:after="40"/>
       </w:pPr>
       <w:r>
-        <w:t>I planted generosity, unconditional affection, and a willingness to share.</w:t>
+        <w:t>I planted giving without receiving, loving without being loved, and sharing.</w:t>
       </w:r>
     </w:p>
     <w:p>
@@ -231,7 +231,7 @@
         <w:spacing w:after="40"/>
       </w:pPr>
       <w:r>
-        <w:t>I planted a little wildness, sincerity, and forgiveness.</w:t>
+        <w:t>I planted wildness, naturalness, and forgiveness inside me.</w:t>
       </w:r>
     </w:p>
     <w:p>
@@ -239,7 +239,7 @@
         <w:spacing w:after="40"/>
       </w:pPr>
       <w:r>
-        <w:t>I planted love in every cell of my body.</w:t>
+        <w:t>I planted passion in every cell of my body.</w:t>
       </w:r>
     </w:p>
     <w:p>
@@ -255,7 +255,7 @@
         <w:spacing w:after="40"/>
       </w:pPr>
       <w:r>
-        <w:t>My best thoughts come in quiet moments.</w:t>
+        <w:t>All beautiful thoughts come to me in silence.</w:t>
       </w:r>
     </w:p>
     <w:p>
@@ -272,7 +272,7 @@
         <w:spacing w:after="40"/>
       </w:pPr>
       <w:r>
-        <w:t>not surrender, but the willingness to see things as they are.</w:t>
+        <w:t>not surrender, but acceptance of things as they are.</w:t>
       </w:r>
     </w:p>
     <w:p>
@@ -285,11 +285,9 @@
         <w:rPr>
           <w:b/>
         </w:rPr>
-        <w:t>Moral:</w:t>
+        <w:t>Moral: True cleanliness is in the heart: throwing away disappointment, fear, and resentment and planting love, forgiveness, and hope in their place. The one who cleans his inner world finds peace.</w:t>
       </w:r>
-      <w:r>
-        <w:t xml:space="preserve"> True cleanliness is in the heart: throwing away disappointment, fear, and resentment and planting love, forgiveness, and hope in their place. The one who cleans his inner world finds peace.</w:t>
-      </w:r>
+      <w:r/>
     </w:p>
     <w:p>
       <w:pPr>
@@ -300,7 +298,7 @@
           <w:i/>
           <w:sz w:val="18"/>
         </w:rPr>
-        <w:t>Source: Publicly available internet sources.</w:t>
+        <w:t>Stories are taken from open Internet sources; illustrations were created with AI.</w:t>
       </w:r>
     </w:p>
     <w:sectPr>
